--- a/exide-580-MAK-THK/EXIDE-2601-FL-IB-REFILED-FOR-TRANSMISSION.docx
+++ b/exide-580-MAK-THK/EXIDE-2601-FL-IB-REFILED-FOR-TRANSMISSION.docx
@@ -192,7 +192,7 @@
           <w:szCs w:val="20"/>
           <w:u w:val="none"/>
         </w:rPr>
-        <w:t>May 20, 2026</w:t>
+        <w:t>May 18, 2026</w:t>
       </w:r>
       <w:r>
         <w:rPr>
@@ -610,16 +610,7 @@
           <w:sz w:val="20"/>
           <w:szCs w:val="20"/>
         </w:rPr>
-        <w:t xml:space="preserve">, </w:t>
-      </w:r>
-      <w:r>
-        <w:rPr>
-          <w:b/>
-          <w:bCs/>
-          <w:sz w:val="20"/>
-          <w:szCs w:val="20"/>
-        </w:rPr>
-        <w:t xml:space="preserve">Folio Nr. </w:t>
+        <w:t xml:space="preserve">, Folio Nr. </w:t>
       </w:r>
       <w:r>
         <w:rPr>
@@ -2950,7 +2941,7 @@
     <w:pPr>
       <w:widowControl/>
       <w:suppressAutoHyphens w:val="true"/>
-      <w:overflowPunct w:val="true"/>
+      <w:overflowPunct w:val="false"/>
       <w:bidi w:val="0"/>
       <w:spacing w:before="0" w:after="0"/>
       <w:jc w:val="start"/>
@@ -3000,8 +2991,8 @@
       <w:bCs/>
     </w:rPr>
   </w:style>
-  <w:style w:type="character" w:styleId="Bullets">
-    <w:name w:val="Bullets"/>
+  <w:style w:type="character" w:styleId="Bulletsuser">
+    <w:name w:val="Bullets (user)"/>
     <w:qFormat/>
     <w:rPr>
       <w:rFonts w:ascii="OpenSymbol" w:hAnsi="OpenSymbol" w:eastAsia="OpenSymbol" w:cs="OpenSymbol"/>
@@ -3077,7 +3068,7 @@
     <w:pPr>
       <w:widowControl/>
       <w:suppressAutoHyphens w:val="true"/>
-      <w:overflowPunct w:val="true"/>
+      <w:overflowPunct w:val="false"/>
       <w:bidi w:val="0"/>
       <w:spacing w:before="0" w:after="0"/>
       <w:jc w:val="start"/>

--- a/exide-580-MAK-THK/EXIDE-2601-FL-IB-REFILED-FOR-TRANSMISSION.docx
+++ b/exide-580-MAK-THK/EXIDE-2601-FL-IB-REFILED-FOR-TRANSMISSION.docx
@@ -192,7 +192,7 @@
           <w:szCs w:val="20"/>
           <w:u w:val="none"/>
         </w:rPr>
-        <w:t>May 18, 2026</w:t>
+        <w:t>May 25, 2026</w:t>
       </w:r>
       <w:r>
         <w:rPr>
@@ -1248,6 +1248,35 @@
     </w:p>
     <w:p>
       <w:pPr>
+        <w:pStyle w:val="Default"/>
+        <w:numPr>
+          <w:ilvl w:val="0"/>
+          <w:numId w:val="3"/>
+        </w:numPr>
+        <w:tabs>
+          <w:tab w:val="clear" w:pos="709"/>
+          <w:tab w:val="left" w:pos="400" w:leader="none"/>
+        </w:tabs>
+        <w:bidi w:val="0"/>
+        <w:jc w:val="start"/>
+        <w:rPr>
+          <w:rFonts w:ascii="Calibri" w:hAnsi="Calibri"/>
+          <w:b w:val="false"/>
+          <w:strike w:val="false"/>
+          <w:dstrike w:val="false"/>
+          <w:color w:val="auto"/>
+          <w:sz w:val="20"/>
+          <w:szCs w:val="20"/>
+          <w:u w:val="none"/>
+        </w:rPr>
+      </w:pPr>
+      <w:r>
+        <w:rPr/>
+        <w:t>Un-claimed / Un-paid Final Dividend Warrant Nr. 4100232 dated 06-08-2014 for amount Rs. 1,900/-.</w:t>
+      </w:r>
+    </w:p>
+    <w:p>
+      <w:pPr>
         <w:pStyle w:val="Normal"/>
         <w:tabs>
           <w:tab w:val="clear" w:pos="709"/>
@@ -1851,39 +1880,7 @@
                   </w:rPr>
                 </w:pPr>
                 <w:r>
-                  <w:rPr>
-                    <w:sz w:val="18"/>
-                    <w:szCs w:val="18"/>
-                  </w:rPr>
-                  <w:fldChar w:fldCharType="begin"/>
-                </w:r>
-                <w:r>
-                  <w:rPr>
-                    <w:sz w:val="18"/>
-                    <w:szCs w:val="18"/>
-                  </w:rPr>
-                  <w:instrText xml:space="preserve"> DOCPROPERTY "Reference"</w:instrText>
-                </w:r>
-                <w:r>
-                  <w:rPr>
-                    <w:sz w:val="18"/>
-                    <w:szCs w:val="18"/>
-                  </w:rPr>
-                  <w:fldChar w:fldCharType="separate"/>
-                </w:r>
-                <w:r>
-                  <w:rPr>
-                    <w:sz w:val="18"/>
-                    <w:szCs w:val="18"/>
-                  </w:rPr>
-                  <w:t>2601</w:t>
-                </w:r>
-                <w:r>
-                  <w:rPr>
-                    <w:sz w:val="18"/>
-                    <w:szCs w:val="18"/>
-                  </w:rPr>
-                  <w:fldChar w:fldCharType="end"/>
+                  <w:rPr/>
                 </w:r>
               </w:p>
             </w:tc>
@@ -1903,88 +1900,7 @@
                   </w:rPr>
                 </w:pPr>
                 <w:r>
-                  <w:rPr>
-                    <w:sz w:val="18"/>
-                    <w:szCs w:val="18"/>
-                  </w:rPr>
-                  <w:t xml:space="preserve">Page </w:t>
-                </w:r>
-                <w:r>
-                  <w:rPr>
-                    <w:sz w:val="18"/>
-                    <w:szCs w:val="18"/>
-                  </w:rPr>
-                  <w:fldChar w:fldCharType="begin"/>
-                </w:r>
-                <w:r>
-                  <w:rPr>
-                    <w:sz w:val="18"/>
-                    <w:szCs w:val="18"/>
-                  </w:rPr>
-                  <w:instrText xml:space="preserve"> PAGE </w:instrText>
-                </w:r>
-                <w:r>
-                  <w:rPr>
-                    <w:sz w:val="18"/>
-                    <w:szCs w:val="18"/>
-                  </w:rPr>
-                  <w:fldChar w:fldCharType="separate"/>
-                </w:r>
-                <w:r>
-                  <w:rPr>
-                    <w:sz w:val="18"/>
-                    <w:szCs w:val="18"/>
-                  </w:rPr>
-                  <w:t>1</w:t>
-                </w:r>
-                <w:r>
-                  <w:rPr>
-                    <w:sz w:val="18"/>
-                    <w:szCs w:val="18"/>
-                  </w:rPr>
-                  <w:fldChar w:fldCharType="end"/>
-                </w:r>
-                <w:r>
-                  <w:rPr>
-                    <w:sz w:val="18"/>
-                    <w:szCs w:val="18"/>
-                  </w:rPr>
-                  <w:t xml:space="preserve"> of </w:t>
-                </w:r>
-                <w:r>
-                  <w:rPr>
-                    <w:sz w:val="18"/>
-                    <w:szCs w:val="18"/>
-                  </w:rPr>
-                  <w:fldChar w:fldCharType="begin"/>
-                </w:r>
-                <w:r>
-                  <w:rPr>
-                    <w:sz w:val="18"/>
-                    <w:szCs w:val="18"/>
-                  </w:rPr>
-                  <w:instrText xml:space="preserve"> NUMPAGES </w:instrText>
-                </w:r>
-                <w:r>
-                  <w:rPr>
-                    <w:sz w:val="18"/>
-                    <w:szCs w:val="18"/>
-                  </w:rPr>
-                  <w:fldChar w:fldCharType="separate"/>
-                </w:r>
-                <w:r>
-                  <w:rPr>
-                    <w:sz w:val="18"/>
-                    <w:szCs w:val="18"/>
-                  </w:rPr>
-                  <w:t>1</w:t>
-                </w:r>
-                <w:r>
-                  <w:rPr>
-                    <w:sz w:val="18"/>
-                    <w:szCs w:val="18"/>
-                  </w:rPr>
-                  <w:fldChar w:fldCharType="end"/>
+                  <w:rPr/>
                 </w:r>
               </w:p>
             </w:tc>
@@ -2119,39 +2035,7 @@
                   </w:rPr>
                 </w:pPr>
                 <w:r>
-                  <w:rPr>
-                    <w:sz w:val="18"/>
-                    <w:szCs w:val="18"/>
-                  </w:rPr>
-                  <w:fldChar w:fldCharType="begin"/>
-                </w:r>
-                <w:r>
-                  <w:rPr>
-                    <w:sz w:val="18"/>
-                    <w:szCs w:val="18"/>
-                  </w:rPr>
-                  <w:instrText xml:space="preserve"> DOCPROPERTY "Reference"</w:instrText>
-                </w:r>
-                <w:r>
-                  <w:rPr>
-                    <w:sz w:val="18"/>
-                    <w:szCs w:val="18"/>
-                  </w:rPr>
-                  <w:fldChar w:fldCharType="separate"/>
-                </w:r>
-                <w:r>
-                  <w:rPr>
-                    <w:sz w:val="18"/>
-                    <w:szCs w:val="18"/>
-                  </w:rPr>
-                  <w:t>2601</w:t>
-                </w:r>
-                <w:r>
-                  <w:rPr>
-                    <w:sz w:val="18"/>
-                    <w:szCs w:val="18"/>
-                  </w:rPr>
-                  <w:fldChar w:fldCharType="end"/>
+                  <w:rPr/>
                 </w:r>
               </w:p>
             </w:tc>
@@ -2171,88 +2055,7 @@
                   </w:rPr>
                 </w:pPr>
                 <w:r>
-                  <w:rPr>
-                    <w:sz w:val="18"/>
-                    <w:szCs w:val="18"/>
-                  </w:rPr>
-                  <w:t xml:space="preserve">Page </w:t>
-                </w:r>
-                <w:r>
-                  <w:rPr>
-                    <w:sz w:val="18"/>
-                    <w:szCs w:val="18"/>
-                  </w:rPr>
-                  <w:fldChar w:fldCharType="begin"/>
-                </w:r>
-                <w:r>
-                  <w:rPr>
-                    <w:sz w:val="18"/>
-                    <w:szCs w:val="18"/>
-                  </w:rPr>
-                  <w:instrText xml:space="preserve"> PAGE </w:instrText>
-                </w:r>
-                <w:r>
-                  <w:rPr>
-                    <w:sz w:val="18"/>
-                    <w:szCs w:val="18"/>
-                  </w:rPr>
-                  <w:fldChar w:fldCharType="separate"/>
-                </w:r>
-                <w:r>
-                  <w:rPr>
-                    <w:sz w:val="18"/>
-                    <w:szCs w:val="18"/>
-                  </w:rPr>
-                  <w:t>1</w:t>
-                </w:r>
-                <w:r>
-                  <w:rPr>
-                    <w:sz w:val="18"/>
-                    <w:szCs w:val="18"/>
-                  </w:rPr>
-                  <w:fldChar w:fldCharType="end"/>
-                </w:r>
-                <w:r>
-                  <w:rPr>
-                    <w:sz w:val="18"/>
-                    <w:szCs w:val="18"/>
-                  </w:rPr>
-                  <w:t xml:space="preserve"> of </w:t>
-                </w:r>
-                <w:r>
-                  <w:rPr>
-                    <w:sz w:val="18"/>
-                    <w:szCs w:val="18"/>
-                  </w:rPr>
-                  <w:fldChar w:fldCharType="begin"/>
-                </w:r>
-                <w:r>
-                  <w:rPr>
-                    <w:sz w:val="18"/>
-                    <w:szCs w:val="18"/>
-                  </w:rPr>
-                  <w:instrText xml:space="preserve"> NUMPAGES </w:instrText>
-                </w:r>
-                <w:r>
-                  <w:rPr>
-                    <w:sz w:val="18"/>
-                    <w:szCs w:val="18"/>
-                  </w:rPr>
-                  <w:fldChar w:fldCharType="separate"/>
-                </w:r>
-                <w:r>
-                  <w:rPr>
-                    <w:sz w:val="18"/>
-                    <w:szCs w:val="18"/>
-                  </w:rPr>
-                  <w:t>1</w:t>
-                </w:r>
-                <w:r>
-                  <w:rPr>
-                    <w:sz w:val="18"/>
-                    <w:szCs w:val="18"/>
-                  </w:rPr>
-                  <w:fldChar w:fldCharType="end"/>
+                  <w:rPr/>
                 </w:r>
               </w:p>
             </w:tc>
